--- a/resume.docx
+++ b/resume.docx
@@ -180,18 +180,6 @@
                 <w:t>https://parkcheolhee-lab.github.io/testbed</w:t>
               </w:r>
             </w:hyperlink>
-            <w:r>
-              <w:rPr>
-                <w:rStyle w:val="Hyperlink"/>
-                <w:rFonts w:ascii="PT Sans" w:hAnsi="PT Sans"/>
-                <w:color w:val="7F7F7F" w:themeColor="text1" w:themeTint="80"/>
-                <w:w w:val="110"/>
-                <w:sz w:val="18"/>
-                <w:szCs w:val="18"/>
-                <w:u w:val="dotted"/>
-              </w:rPr>
-              <w:t>/testbed</w:t>
-            </w:r>
           </w:p>
         </w:tc>
         <w:tc>
